--- a/session_2_dhruvi.docx
+++ b/session_2_dhruvi.docx
@@ -14,7 +14,6 @@
           <w:shd w:val="clear" w:color="auto" w:fill="FFFFFF"/>
         </w:rPr>
       </w:pPr>
-      <w:bookmarkStart w:id="0" w:name="_GoBack"/>
       <w:r>
         <w:rPr>
           <w:rFonts w:ascii="Segoe UI" w:hAnsi="Segoe UI" w:cs="Segoe UI"/>
@@ -28,7 +27,6 @@
         <w:t xml:space="preserve">Session 2 </w:t>
       </w:r>
     </w:p>
-    <w:bookmarkEnd w:id="0"/>
     <w:p>
       <w:pPr>
         <w:rPr>
@@ -608,6 +606,8 @@
               </w:rPr>
               <w:br/>
             </w:r>
+            <w:bookmarkStart w:id="0" w:name="_GoBack"/>
+            <w:bookmarkEnd w:id="0"/>
             <w:r>
               <w:rPr>
                 <w:rFonts w:ascii="Times New Roman" w:eastAsia="Times New Roman" w:hAnsi="Times New Roman" w:cs="Times New Roman"/>
@@ -866,6 +866,9 @@
           <w:numId w:val="3"/>
         </w:numPr>
       </w:pPr>
+      <w:r>
+        <w:t xml:space="preserve"> </w:t>
+      </w:r>
       <w:r>
         <w:t xml:space="preserve">PostgreSQL – </w:t>
       </w:r>

--- a/session_2_dhruvi.docx
+++ b/session_2_dhruvi.docx
@@ -606,8 +606,6 @@
               </w:rPr>
               <w:br/>
             </w:r>
-            <w:bookmarkStart w:id="0" w:name="_GoBack"/>
-            <w:bookmarkEnd w:id="0"/>
             <w:r>
               <w:rPr>
                 <w:rFonts w:ascii="Times New Roman" w:eastAsia="Times New Roman" w:hAnsi="Times New Roman" w:cs="Times New Roman"/>
@@ -900,6 +898,8 @@
         </w:rPr>
         <w:t xml:space="preserve"> </w:t>
       </w:r>
+      <w:bookmarkStart w:id="0" w:name="_GoBack"/>
+      <w:bookmarkEnd w:id="0"/>
     </w:p>
     <w:sectPr>
       <w:pgSz w:w="11906" w:h="16838"/>
